--- a/nicc_commentary_response/02_Email_1_Confirm_Intention.docx
+++ b/nicc_commentary_response/02_Email_1_Confirm_Intention.docx
@@ -182,22 +182,6 @@
           <w:szCs w:val="24"/>
         </w:rPr>
         <w:t xml:space="preserve">We will send our response, within the 1,500-word limit, as an email attachment to all in copy no later than 25 October 2026.</w:t>
-      </w:r>
-    </w:p>
-    <w:p>
-      <w:pPr>
-        <w:spacing w:after="200" w:before="0" w:line="360"/>
-        <w:jc w:val="left"/>
-      </w:pPr>
-      <w:r>
-        <w:rPr>
-          <w:rFonts w:ascii="Times New Roman" w:cs="Times New Roman" w:eastAsia="Times New Roman" w:hAnsi="Times New Roman"/>
-          <w:b w:val="false"/>
-          <w:bCs w:val="false"/>
-          <w:sz w:val="24"/>
-          <w:szCs w:val="24"/>
-        </w:rPr>
-        <w:t xml:space="preserve">As the commentary was shared with us without the authors’ names, may we ask the Editorial Office to complete the commentary’s citation (author names and, when available, its DOI) in our response at proof stage?</w:t>
       </w:r>
     </w:p>
     <w:p>
